--- a/aneaxa.docx
+++ b/aneaxa.docx
@@ -4,9 +4,72 @@
   <w:body>
     <w:p>
       <w:pPr>
+        <w:rPr>
+          <w:b/>
+          <w:lang w:val="ro-RO"/>
+        </w:rPr>
+      </w:pPr>
+    </w:p>
+    <w:p>
+      <w:pPr>
+        <w:rPr>
+          <w:b/>
+          <w:lang w:val="ro-RO"/>
+        </w:rPr>
+      </w:pPr>
+    </w:p>
+    <w:p>
+      <w:pPr>
+        <w:rPr>
+          <w:b/>
+          <w:lang w:val="ro-RO"/>
+        </w:rPr>
+      </w:pPr>
+    </w:p>
+    <w:p>
+      <w:pPr>
+        <w:rPr>
+          <w:b/>
+          <w:lang w:val="ro-RO"/>
+        </w:rPr>
+      </w:pPr>
+    </w:p>
+    <w:p>
+      <w:pPr>
+        <w:rPr>
+          <w:b/>
+          <w:lang w:val="ro-RO"/>
+        </w:rPr>
+      </w:pPr>
+    </w:p>
+    <w:p>
+      <w:pPr>
+        <w:rPr>
+          <w:b/>
+          <w:lang w:val="ro-RO"/>
+        </w:rPr>
+      </w:pPr>
+    </w:p>
+    <w:p>
+      <w:pPr>
+        <w:rPr>
+          <w:b/>
+          <w:lang w:val="ro-RO"/>
+        </w:rPr>
+      </w:pPr>
+    </w:p>
+    <w:p>
+      <w:pPr>
+        <w:rPr>
+          <w:b/>
+          <w:lang w:val="ro-RO"/>
+        </w:rPr>
+      </w:pPr>
+    </w:p>
+    <w:p>
+      <w:pPr>
         <w:jc w:val="center"/>
         <w:rPr>
-          <w:b/>
           <w:lang w:val="ro-RO"/>
         </w:rPr>
       </w:pPr>
@@ -15,52 +78,65 @@
       <w:pPr>
         <w:jc w:val="center"/>
         <w:rPr>
-          <w:lang w:val="ro-RO"/>
-        </w:rPr>
-      </w:pPr>
-      <w:commentRangeStart w:id="0"/>
+          <w:b/>
+          <w:bCs/>
+          <w:sz w:val="36"/>
+          <w:szCs w:val="36"/>
+          <w:lang w:val="fr-FR"/>
+        </w:rPr>
+      </w:pPr>
       <w:r>
         <w:rPr>
-          <w:lang w:val="ro-RO"/>
-        </w:rPr>
-        <w:t>SINTEZA</w:t>
+          <w:b/>
+          <w:bCs/>
+          <w:sz w:val="36"/>
+          <w:szCs w:val="36"/>
+          <w:lang w:val="fr-FR"/>
+        </w:rPr>
+        <w:t>TOOL INTELIGENT SEMI-AUTOMAT DE ADNOTARE</w:t>
       </w:r>
     </w:p>
     <w:p>
       <w:pPr>
         <w:jc w:val="center"/>
         <w:rPr>
+          <w:b/>
+          <w:bCs/>
+          <w:sz w:val="36"/>
+          <w:szCs w:val="36"/>
+          <w:lang w:val="fr-FR"/>
+        </w:rPr>
+      </w:pPr>
+    </w:p>
+    <w:p>
+      <w:pPr>
+        <w:jc w:val="center"/>
+        <w:rPr>
           <w:lang w:val="ro-RO"/>
         </w:rPr>
       </w:pPr>
       <w:r>
         <w:rPr>
-          <w:lang w:val="ro-RO"/>
-        </w:rPr>
-        <w:t>p</w:t>
+          <w:lang w:val="fr-FR"/>
+        </w:rPr>
+        <w:t>LUCRARE DE LICEN</w:t>
       </w:r>
       <w:r>
         <w:rPr>
           <w:lang w:val="ro-RO"/>
         </w:rPr>
-        <w:t>roiectului de diplomă cu titlul:</w:t>
+        <w:t>ȚĂ</w:t>
       </w:r>
-      <w:commentRangeEnd w:id="0"/>
-      <w:r>
-        <w:rPr>
-          <w:rStyle w:val="CommentReference"/>
-          <w:sz w:val="24"/>
-          <w:szCs w:val="24"/>
-          <w:lang w:val="ro-RO"/>
-        </w:rPr>
-        <w:commentReference w:id="0"/>
-      </w:r>
     </w:p>
     <w:p>
       <w:pPr>
         <w:jc w:val="center"/>
         <w:rPr>
-          <w:lang w:val="ro-RO"/>
+          <w:b/>
+          <w:bCs/>
+          <w:sz w:val="36"/>
+          <w:szCs w:val="36"/>
+          <w:lang w:val="fr-FR"/>
         </w:rPr>
       </w:pPr>
     </w:p>
@@ -69,21 +145,144 @@
         <w:jc w:val="center"/>
         <w:rPr>
           <w:b/>
-          <w:lang w:val="ro-RO"/>
-        </w:rPr>
-      </w:pPr>
-      <w:r>
-        <w:rPr>
+          <w:bCs/>
+          <w:sz w:val="36"/>
+          <w:szCs w:val="36"/>
           <w:lang w:val="fr-FR"/>
         </w:rPr>
-        <w:t xml:space="preserve">TITLUL </w:t>
-      </w:r>
-      <w:r>
-        <w:rPr>
+      </w:pPr>
+    </w:p>
+    <w:p>
+      <w:pPr>
+        <w:jc w:val="center"/>
+        <w:rPr>
+          <w:b/>
+          <w:bCs/>
+          <w:sz w:val="36"/>
+          <w:szCs w:val="36"/>
           <w:lang w:val="fr-FR"/>
         </w:rPr>
-        <w:t>LUCRĂRII DE LICENŢĂ</w:t>
-      </w:r>
+      </w:pPr>
+    </w:p>
+    <w:p>
+      <w:pPr>
+        <w:jc w:val="center"/>
+        <w:rPr>
+          <w:b/>
+          <w:bCs/>
+          <w:sz w:val="36"/>
+          <w:szCs w:val="36"/>
+          <w:lang w:val="fr-FR"/>
+        </w:rPr>
+      </w:pPr>
+    </w:p>
+    <w:p>
+      <w:pPr>
+        <w:jc w:val="center"/>
+        <w:rPr>
+          <w:b/>
+          <w:bCs/>
+          <w:sz w:val="36"/>
+          <w:szCs w:val="36"/>
+          <w:lang w:val="fr-FR"/>
+        </w:rPr>
+      </w:pPr>
+    </w:p>
+    <w:p>
+      <w:pPr>
+        <w:jc w:val="center"/>
+        <w:rPr>
+          <w:b/>
+          <w:bCs/>
+          <w:sz w:val="36"/>
+          <w:szCs w:val="36"/>
+          <w:lang w:val="fr-FR"/>
+        </w:rPr>
+      </w:pPr>
+    </w:p>
+    <w:p>
+      <w:pPr>
+        <w:jc w:val="center"/>
+        <w:rPr>
+          <w:b/>
+          <w:bCs/>
+          <w:sz w:val="36"/>
+          <w:szCs w:val="36"/>
+          <w:lang w:val="fr-FR"/>
+        </w:rPr>
+      </w:pPr>
+    </w:p>
+    <w:p>
+      <w:pPr>
+        <w:jc w:val="center"/>
+        <w:rPr>
+          <w:b/>
+          <w:bCs/>
+          <w:sz w:val="36"/>
+          <w:szCs w:val="36"/>
+          <w:lang w:val="fr-FR"/>
+        </w:rPr>
+      </w:pPr>
+    </w:p>
+    <w:p>
+      <w:pPr>
+        <w:jc w:val="center"/>
+        <w:rPr>
+          <w:b/>
+          <w:bCs/>
+          <w:sz w:val="36"/>
+          <w:szCs w:val="36"/>
+          <w:lang w:val="fr-FR"/>
+        </w:rPr>
+      </w:pPr>
+    </w:p>
+    <w:p>
+      <w:pPr>
+        <w:jc w:val="center"/>
+        <w:rPr>
+          <w:b/>
+          <w:bCs/>
+          <w:sz w:val="36"/>
+          <w:szCs w:val="36"/>
+          <w:lang w:val="fr-FR"/>
+        </w:rPr>
+      </w:pPr>
+    </w:p>
+    <w:p>
+      <w:pPr>
+        <w:jc w:val="center"/>
+        <w:rPr>
+          <w:b/>
+          <w:bCs/>
+          <w:sz w:val="36"/>
+          <w:szCs w:val="36"/>
+          <w:lang w:val="fr-FR"/>
+        </w:rPr>
+      </w:pPr>
+    </w:p>
+    <w:p>
+      <w:pPr>
+        <w:jc w:val="center"/>
+        <w:rPr>
+          <w:b/>
+          <w:bCs/>
+          <w:sz w:val="36"/>
+          <w:szCs w:val="36"/>
+          <w:lang w:val="fr-FR"/>
+        </w:rPr>
+      </w:pPr>
+    </w:p>
+    <w:p>
+      <w:pPr>
+        <w:jc w:val="center"/>
+        <w:rPr>
+          <w:b/>
+          <w:bCs/>
+          <w:sz w:val="36"/>
+          <w:szCs w:val="36"/>
+          <w:lang w:val="fr-FR"/>
+        </w:rPr>
+      </w:pPr>
     </w:p>
     <w:p>
       <w:pPr>
@@ -107,8 +306,8 @@
         <w:tblLook w:val="01E0" w:firstRow="1" w:lastRow="1" w:firstColumn="1" w:lastColumn="1" w:noHBand="0" w:noVBand="0"/>
       </w:tblPr>
       <w:tblGrid>
-        <w:gridCol w:w="1649"/>
-        <w:gridCol w:w="7207"/>
+        <w:gridCol w:w="1648"/>
+        <w:gridCol w:w="7208"/>
       </w:tblGrid>
       <w:tr>
         <w:tc>
@@ -136,6 +335,7 @@
           <w:p>
             <w:pPr>
               <w:rPr>
+                <w:b/>
                 <w:lang w:val="ro-RO"/>
               </w:rPr>
             </w:pPr>
@@ -144,7 +344,7 @@
                 <w:b/>
                 <w:lang w:val="ro-RO"/>
               </w:rPr>
-              <w:t>Prenume NUME</w:t>
+              <w:t>Grigoraș Victor-Andrei</w:t>
             </w:r>
           </w:p>
         </w:tc>
@@ -188,7 +388,7 @@
               <w:rPr>
                 <w:b/>
               </w:rPr>
-              <w:t>titlul ştiinţific Prenume NUME</w:t>
+              <w:t>SL. Dr. Ing. Mircea-Paul MUREȘAN</w:t>
             </w:r>
           </w:p>
         </w:tc>
@@ -234,9 +434,19 @@
         <w:adjustRightInd w:val="0"/>
         <w:textAlignment w:val="baseline"/>
       </w:pPr>
+      <w:proofErr w:type="spellStart"/>
       <w:r>
-        <w:t>Cerinţele temei</w:t>
+        <w:t>Cerinţele</w:t>
       </w:r>
+      <w:proofErr w:type="spellEnd"/>
+      <w:r>
+        <w:t xml:space="preserve"> </w:t>
+      </w:r>
+      <w:proofErr w:type="spellStart"/>
+      <w:r>
+        <w:t>temei</w:t>
+      </w:r>
+      <w:proofErr w:type="spellEnd"/>
       <w:r>
         <w:t>:</w:t>
       </w:r>
@@ -276,22 +486,19 @@
           <w:lang w:val="ro-RO"/>
         </w:rPr>
       </w:pPr>
-      <w:commentRangeStart w:id="1"/>
+      <w:proofErr w:type="spellStart"/>
       <w:r>
         <w:rPr>
           <w:lang w:val="ro-RO"/>
         </w:rPr>
-        <w:t>Soluţii alese:</w:t>
+        <w:t>Soluţii</w:t>
       </w:r>
-      <w:commentRangeEnd w:id="1"/>
+      <w:proofErr w:type="spellEnd"/>
       <w:r>
         <w:rPr>
-          <w:rStyle w:val="CommentReference"/>
-          <w:sz w:val="24"/>
-          <w:szCs w:val="24"/>
-          <w:lang w:val="ro-RO"/>
-        </w:rPr>
-        <w:commentReference w:id="1"/>
+          <w:lang w:val="ro-RO"/>
+        </w:rPr>
+        <w:t xml:space="preserve"> alese:</w:t>
       </w:r>
     </w:p>
     <w:p>
@@ -345,7 +552,21 @@
         <w:rPr>
           <w:lang w:val="ro-RO"/>
         </w:rPr>
-        <w:t>Rezultate obţinute:</w:t>
+        <w:t xml:space="preserve">Rezultate </w:t>
+      </w:r>
+      <w:proofErr w:type="spellStart"/>
+      <w:r>
+        <w:rPr>
+          <w:lang w:val="ro-RO"/>
+        </w:rPr>
+        <w:t>obţinute</w:t>
+      </w:r>
+      <w:proofErr w:type="spellEnd"/>
+      <w:r>
+        <w:rPr>
+          <w:lang w:val="ro-RO"/>
+        </w:rPr>
+        <w:t>:</w:t>
       </w:r>
     </w:p>
     <w:p>
@@ -395,7 +616,21 @@
         <w:rPr>
           <w:lang w:val="ro-RO"/>
         </w:rPr>
-        <w:t>Testări şi verificări:</w:t>
+        <w:t xml:space="preserve">Testări </w:t>
+      </w:r>
+      <w:proofErr w:type="spellStart"/>
+      <w:r>
+        <w:rPr>
+          <w:lang w:val="ro-RO"/>
+        </w:rPr>
+        <w:t>şi</w:t>
+      </w:r>
+      <w:proofErr w:type="spellEnd"/>
+      <w:r>
+        <w:rPr>
+          <w:lang w:val="ro-RO"/>
+        </w:rPr>
+        <w:t xml:space="preserve"> verificări:</w:t>
       </w:r>
     </w:p>
     <w:p>
@@ -445,11 +680,19 @@
           <w:lang w:val="ro-RO"/>
         </w:rPr>
       </w:pPr>
+      <w:proofErr w:type="spellStart"/>
       <w:r>
         <w:rPr>
           <w:lang w:val="ro-RO"/>
         </w:rPr>
-        <w:t>Contribuţii personale:</w:t>
+        <w:t>Contribuţii</w:t>
+      </w:r>
+      <w:proofErr w:type="spellEnd"/>
+      <w:r>
+        <w:rPr>
+          <w:lang w:val="ro-RO"/>
+        </w:rPr>
+        <w:t xml:space="preserve"> personale:</w:t>
       </w:r>
     </w:p>
     <w:p>
@@ -538,7 +781,6 @@
               <w:jc w:val="right"/>
             </w:pPr>
             <w:r>
-              <w:lastRenderedPageBreak/>
               <w:t xml:space="preserve">Data: </w:t>
             </w:r>
             <w:r>
@@ -624,9 +866,11 @@
             <w:pPr>
               <w:jc w:val="right"/>
             </w:pPr>
+            <w:proofErr w:type="spellStart"/>
             <w:r>
               <w:t>Coordonator</w:t>
             </w:r>
+            <w:proofErr w:type="spellEnd"/>
           </w:p>
         </w:tc>
         <w:tc>
@@ -647,12 +891,9 @@
     <w:p/>
     <w:p/>
     <w:sectPr>
-      <w:headerReference w:type="even" r:id="rId10"/>
-      <w:headerReference w:type="default" r:id="rId11"/>
-      <w:footerReference w:type="even" r:id="rId12"/>
-      <w:footerReference w:type="default" r:id="rId13"/>
-      <w:headerReference w:type="first" r:id="rId14"/>
-      <w:footerReference w:type="first" r:id="rId15"/>
+      <w:headerReference w:type="default" r:id="rId7"/>
+      <w:headerReference w:type="first" r:id="rId8"/>
+      <w:footerReference w:type="first" r:id="rId9"/>
       <w:pgSz w:w="12240" w:h="15840"/>
       <w:pgMar w:top="1440" w:right="1800" w:bottom="1440" w:left="1800" w:header="720" w:footer="720" w:gutter="0"/>
       <w:cols w:space="720"/>
@@ -663,69 +904,6 @@
 </w:document>
 </file>
 
-<file path=word/comments.xml><?xml version="1.0" encoding="utf-8"?>
-<w:comments xmlns:wpc="http://schemas.microsoft.com/office/word/2010/wordprocessingCanvas" xmlns:cx="http://schemas.microsoft.com/office/drawing/2014/chartex" xmlns:cx1="http://schemas.microsoft.com/office/drawing/2015/9/8/chartex" xmlns:cx2="http://schemas.microsoft.com/office/drawing/2015/10/21/chartex" xmlns:cx3="http://schemas.microsoft.com/office/drawing/2016/5/9/chartex" xmlns:cx4="http://schemas.microsoft.com/office/drawing/2016/5/10/chartex" xmlns:cx5="http://schemas.microsoft.com/office/drawing/2016/5/11/chartex" xmlns:cx6="http://schemas.microsoft.com/office/drawing/2016/5/12/chartex" xmlns:cx7="http://schemas.microsoft.com/office/drawing/2016/5/13/chartex" xmlns:cx8="http://schemas.microsoft.com/office/drawing/2016/5/14/chartex" xmlns:mc="http://schemas.openxmlformats.org/markup-compatibility/2006" xmlns:aink="http://schemas.microsoft.com/office/drawing/2016/ink" xmlns:am3d="http://schemas.microsoft.com/office/drawing/2017/model3d" xmlns:o="urn:schemas-microsoft-com:office:office" xmlns:oel="http://schemas.microsoft.com/office/2019/extlst" xmlns:r="http://schemas.openxmlformats.org/officeDocument/2006/relationships" xmlns:m="http://schemas.openxmlformats.org/officeDocument/2006/math" xmlns:v="urn:schemas-microsoft-com:vml" xmlns:wp14="http://schemas.microsoft.com/office/word/2010/wordprocessingDrawing" xmlns:wp="http://schemas.openxmlformats.org/drawingml/2006/wordprocessingDrawing" xmlns:w10="urn:schemas-microsoft-com:office:word" xmlns:w="http://schemas.openxmlformats.org/wordprocessingml/2006/main" xmlns:w14="http://schemas.microsoft.com/office/word/2010/wordml" xmlns:w15="http://schemas.microsoft.com/office/word/2012/wordml" xmlns:w16cex="http://schemas.microsoft.com/office/word/2018/wordml/cex" xmlns:w16cid="http://schemas.microsoft.com/office/word/2016/wordml/cid" xmlns:w16="http://schemas.microsoft.com/office/word/2018/wordml" xmlns:w16du="http://schemas.microsoft.com/office/word/2023/wordml/word16du" xmlns:w16sdtdh="http://schemas.microsoft.com/office/word/2020/wordml/sdtdatahash" xmlns:w16sdtfl="http://schemas.microsoft.com/office/word/2024/wordml/sdtformatlock" xmlns:w16se="http://schemas.microsoft.com/office/word/2015/wordml/symex" xmlns:wpg="http://schemas.microsoft.com/office/word/2010/wordprocessingGroup" xmlns:wpi="http://schemas.microsoft.com/office/word/2010/wordprocessingInk" xmlns:wne="http://schemas.microsoft.com/office/word/2006/wordml" xmlns:wps="http://schemas.microsoft.com/office/word/2010/wordprocessingShape" mc:Ignorable="w14 w15 w16se w16cid w16 w16cex w16sdtdh w16sdtfl w16du wp14">
-  <w:comment w:id="0" w:author="user" w:date="2016-03-11T11:37:00Z" w:initials="u">
-    <w:p>
-      <w:pPr>
-        <w:pStyle w:val="CommentText"/>
-      </w:pPr>
-      <w:r>
-        <w:rPr>
-          <w:rStyle w:val="CommentReference"/>
-        </w:rPr>
-        <w:annotationRef/>
-      </w:r>
-      <w:r>
-        <w:t>Listați sinteza față/verso</w:t>
-      </w:r>
-      <w:r>
-        <w:t>, 5 exemplare</w:t>
-      </w:r>
-    </w:p>
-  </w:comment>
-  <w:comment w:id="1" w:author="user" w:date="2016-03-11T11:35:00Z" w:initials="u">
-    <w:p>
-      <w:pPr>
-        <w:pStyle w:val="CommentText"/>
-      </w:pPr>
-      <w:r>
-        <w:rPr>
-          <w:rStyle w:val="CommentReference"/>
-        </w:rPr>
-        <w:annotationRef/>
-      </w:r>
-      <w:r>
-        <w:t>Adăuga</w:t>
-      </w:r>
-      <w:r>
-        <w:rPr>
-          <w:lang w:val="ro-RO"/>
-        </w:rPr>
-        <w:t>ți</w:t>
-      </w:r>
-      <w:r>
-        <w:t xml:space="preserve"> figuri/diagrame/scheme</w:t>
-      </w:r>
-    </w:p>
-  </w:comment>
-</w:comments>
-</file>
-
-<file path=word/commentsExtended.xml><?xml version="1.0" encoding="utf-8"?>
-<w15:commentsEx xmlns:wpc="http://schemas.microsoft.com/office/word/2010/wordprocessingCanvas" xmlns:cx="http://schemas.microsoft.com/office/drawing/2014/chartex" xmlns:cx1="http://schemas.microsoft.com/office/drawing/2015/9/8/chartex" xmlns:cx2="http://schemas.microsoft.com/office/drawing/2015/10/21/chartex" xmlns:cx3="http://schemas.microsoft.com/office/drawing/2016/5/9/chartex" xmlns:cx4="http://schemas.microsoft.com/office/drawing/2016/5/10/chartex" xmlns:cx5="http://schemas.microsoft.com/office/drawing/2016/5/11/chartex" xmlns:cx6="http://schemas.microsoft.com/office/drawing/2016/5/12/chartex" xmlns:cx7="http://schemas.microsoft.com/office/drawing/2016/5/13/chartex" xmlns:cx8="http://schemas.microsoft.com/office/drawing/2016/5/14/chartex" xmlns:mc="http://schemas.openxmlformats.org/markup-compatibility/2006" xmlns:aink="http://schemas.microsoft.com/office/drawing/2016/ink" xmlns:am3d="http://schemas.microsoft.com/office/drawing/2017/model3d" xmlns:o="urn:schemas-microsoft-com:office:office" xmlns:oel="http://schemas.microsoft.com/office/2019/extlst" xmlns:r="http://schemas.openxmlformats.org/officeDocument/2006/relationships" xmlns:m="http://schemas.openxmlformats.org/officeDocument/2006/math" xmlns:v="urn:schemas-microsoft-com:vml" xmlns:wp14="http://schemas.microsoft.com/office/word/2010/wordprocessingDrawing" xmlns:wp="http://schemas.openxmlformats.org/drawingml/2006/wordprocessingDrawing" xmlns:w10="urn:schemas-microsoft-com:office:word" xmlns:w="http://schemas.openxmlformats.org/wordprocessingml/2006/main" xmlns:w14="http://schemas.microsoft.com/office/word/2010/wordml" xmlns:w15="http://schemas.microsoft.com/office/word/2012/wordml" xmlns:w16cex="http://schemas.microsoft.com/office/word/2018/wordml/cex" xmlns:w16cid="http://schemas.microsoft.com/office/word/2016/wordml/cid" xmlns:w16="http://schemas.microsoft.com/office/word/2018/wordml" xmlns:w16du="http://schemas.microsoft.com/office/word/2023/wordml/word16du" xmlns:w16sdtdh="http://schemas.microsoft.com/office/word/2020/wordml/sdtdatahash" xmlns:w16sdtfl="http://schemas.microsoft.com/office/word/2024/wordml/sdtformatlock" xmlns:w16se="http://schemas.microsoft.com/office/word/2015/wordml/symex" xmlns:wpg="http://schemas.microsoft.com/office/word/2010/wordprocessingGroup" xmlns:wpi="http://schemas.microsoft.com/office/word/2010/wordprocessingInk" xmlns:wne="http://schemas.microsoft.com/office/word/2006/wordml" xmlns:wps="http://schemas.microsoft.com/office/word/2010/wordprocessingShape" mc:Ignorable="w14 w15 w16se w16cid w16 w16cex w16sdtdh w16sdtfl w16du wp14">
-  <w15:commentEx w15:paraId="4FE6520F" w15:done="0"/>
-  <w15:commentEx w15:paraId="51E6E828" w15:done="0"/>
-</w15:commentsEx>
-</file>
-
-<file path=word/commentsIds.xml><?xml version="1.0" encoding="utf-8"?>
-<w16cid:commentsIds xmlns:wpc="http://schemas.microsoft.com/office/word/2010/wordprocessingCanvas" xmlns:cx="http://schemas.microsoft.com/office/drawing/2014/chartex" xmlns:cx1="http://schemas.microsoft.com/office/drawing/2015/9/8/chartex" xmlns:cx2="http://schemas.microsoft.com/office/drawing/2015/10/21/chartex" xmlns:cx3="http://schemas.microsoft.com/office/drawing/2016/5/9/chartex" xmlns:cx4="http://schemas.microsoft.com/office/drawing/2016/5/10/chartex" xmlns:cx5="http://schemas.microsoft.com/office/drawing/2016/5/11/chartex" xmlns:cx6="http://schemas.microsoft.com/office/drawing/2016/5/12/chartex" xmlns:cx7="http://schemas.microsoft.com/office/drawing/2016/5/13/chartex" xmlns:cx8="http://schemas.microsoft.com/office/drawing/2016/5/14/chartex" xmlns:mc="http://schemas.openxmlformats.org/markup-compatibility/2006" xmlns:aink="http://schemas.microsoft.com/office/drawing/2016/ink" xmlns:am3d="http://schemas.microsoft.com/office/drawing/2017/model3d" xmlns:o="urn:schemas-microsoft-com:office:office" xmlns:oel="http://schemas.microsoft.com/office/2019/extlst" xmlns:r="http://schemas.openxmlformats.org/officeDocument/2006/relationships" xmlns:m="http://schemas.openxmlformats.org/officeDocument/2006/math" xmlns:v="urn:schemas-microsoft-com:vml" xmlns:wp14="http://schemas.microsoft.com/office/word/2010/wordprocessingDrawing" xmlns:wp="http://schemas.openxmlformats.org/drawingml/2006/wordprocessingDrawing" xmlns:w10="urn:schemas-microsoft-com:office:word" xmlns:w="http://schemas.openxmlformats.org/wordprocessingml/2006/main" xmlns:w14="http://schemas.microsoft.com/office/word/2010/wordml" xmlns:w15="http://schemas.microsoft.com/office/word/2012/wordml" xmlns:w16cex="http://schemas.microsoft.com/office/word/2018/wordml/cex" xmlns:w16cid="http://schemas.microsoft.com/office/word/2016/wordml/cid" xmlns:w16="http://schemas.microsoft.com/office/word/2018/wordml" xmlns:w16du="http://schemas.microsoft.com/office/word/2023/wordml/word16du" xmlns:w16sdtdh="http://schemas.microsoft.com/office/word/2020/wordml/sdtdatahash" xmlns:w16sdtfl="http://schemas.microsoft.com/office/word/2024/wordml/sdtformatlock" xmlns:w16se="http://schemas.microsoft.com/office/word/2015/wordml/symex" xmlns:wpg="http://schemas.microsoft.com/office/word/2010/wordprocessingGroup" xmlns:wpi="http://schemas.microsoft.com/office/word/2010/wordprocessingInk" xmlns:wne="http://schemas.microsoft.com/office/word/2006/wordml" xmlns:wps="http://schemas.microsoft.com/office/word/2010/wordprocessingShape" mc:Ignorable="w14 w15 w16se w16cid w16 w16cex w16sdtdh w16sdtfl w16du wp14">
-  <w16cid:commentId w16cid:paraId="4FE6520F" w16cid:durableId="1A8D2C71"/>
-  <w16cid:commentId w16cid:paraId="51E6E828" w16cid:durableId="1A8D2C05"/>
-</w16cid:commentsIds>
-</file>
-
 <file path=word/endnotes.xml><?xml version="1.0" encoding="utf-8"?>
 <w:endnotes xmlns:wpc="http://schemas.microsoft.com/office/word/2010/wordprocessingCanvas" xmlns:cx="http://schemas.microsoft.com/office/drawing/2014/chartex" xmlns:cx1="http://schemas.microsoft.com/office/drawing/2015/9/8/chartex" xmlns:cx2="http://schemas.microsoft.com/office/drawing/2015/10/21/chartex" xmlns:cx3="http://schemas.microsoft.com/office/drawing/2016/5/9/chartex" xmlns:cx4="http://schemas.microsoft.com/office/drawing/2016/5/10/chartex" xmlns:cx5="http://schemas.microsoft.com/office/drawing/2016/5/11/chartex" xmlns:cx6="http://schemas.microsoft.com/office/drawing/2016/5/12/chartex" xmlns:cx7="http://schemas.microsoft.com/office/drawing/2016/5/13/chartex" xmlns:cx8="http://schemas.microsoft.com/office/drawing/2016/5/14/chartex" xmlns:mc="http://schemas.openxmlformats.org/markup-compatibility/2006" xmlns:aink="http://schemas.microsoft.com/office/drawing/2016/ink" xmlns:am3d="http://schemas.microsoft.com/office/drawing/2017/model3d" xmlns:o="urn:schemas-microsoft-com:office:office" xmlns:oel="http://schemas.microsoft.com/office/2019/extlst" xmlns:r="http://schemas.openxmlformats.org/officeDocument/2006/relationships" xmlns:m="http://schemas.openxmlformats.org/officeDocument/2006/math" xmlns:v="urn:schemas-microsoft-com:vml" xmlns:wp14="http://schemas.microsoft.com/office/word/2010/wordprocessingDrawing" xmlns:wp="http://schemas.openxmlformats.org/drawingml/2006/wordprocessingDrawing" xmlns:w10="urn:schemas-microsoft-com:office:word" xmlns:w="http://schemas.openxmlformats.org/wordprocessingml/2006/main" xmlns:w14="http://schemas.microsoft.com/office/word/2010/wordml" xmlns:w15="http://schemas.microsoft.com/office/word/2012/wordml" xmlns:w16cex="http://schemas.microsoft.com/office/word/2018/wordml/cex" xmlns:w16cid="http://schemas.microsoft.com/office/word/2016/wordml/cid" xmlns:w16="http://schemas.microsoft.com/office/word/2018/wordml" xmlns:w16du="http://schemas.microsoft.com/office/word/2023/wordml/word16du" xmlns:w16sdtdh="http://schemas.microsoft.com/office/word/2020/wordml/sdtdatahash" xmlns:w16sdtfl="http://schemas.microsoft.com/office/word/2024/wordml/sdtformatlock" xmlns:w16se="http://schemas.microsoft.com/office/word/2015/wordml/symex" xmlns:wpg="http://schemas.microsoft.com/office/word/2010/wordprocessingGroup" xmlns:wpi="http://schemas.microsoft.com/office/word/2010/wordprocessingInk" xmlns:wne="http://schemas.microsoft.com/office/word/2006/wordml" xmlns:wps="http://schemas.microsoft.com/office/word/2010/wordprocessingShape" mc:Ignorable="w14 w15 w16se w16cid w16 w16cex w16sdtdh w16sdtfl w16du wp14">
   <w:endnote w:type="separator" w:id="-1">
@@ -750,27 +928,21 @@
   <w:p>
     <w:pPr>
       <w:pStyle w:val="Footer"/>
+      <w:jc w:val="center"/>
+      <w:rPr>
+        <w:sz w:val="32"/>
+        <w:szCs w:val="32"/>
+        <w:lang w:val="en-US"/>
+      </w:rPr>
     </w:pPr>
-  </w:p>
-</w:ftr>
-</file>
-
-<file path=word/footer2.xml><?xml version="1.0" encoding="utf-8"?>
-<w:ftr xmlns:wpc="http://schemas.microsoft.com/office/word/2010/wordprocessingCanvas" xmlns:cx="http://schemas.microsoft.com/office/drawing/2014/chartex" xmlns:cx1="http://schemas.microsoft.com/office/drawing/2015/9/8/chartex" xmlns:cx2="http://schemas.microsoft.com/office/drawing/2015/10/21/chartex" xmlns:cx3="http://schemas.microsoft.com/office/drawing/2016/5/9/chartex" xmlns:cx4="http://schemas.microsoft.com/office/drawing/2016/5/10/chartex" xmlns:cx5="http://schemas.microsoft.com/office/drawing/2016/5/11/chartex" xmlns:cx6="http://schemas.microsoft.com/office/drawing/2016/5/12/chartex" xmlns:cx7="http://schemas.microsoft.com/office/drawing/2016/5/13/chartex" xmlns:cx8="http://schemas.microsoft.com/office/drawing/2016/5/14/chartex" xmlns:mc="http://schemas.openxmlformats.org/markup-compatibility/2006" xmlns:aink="http://schemas.microsoft.com/office/drawing/2016/ink" xmlns:am3d="http://schemas.microsoft.com/office/drawing/2017/model3d" xmlns:o="urn:schemas-microsoft-com:office:office" xmlns:oel="http://schemas.microsoft.com/office/2019/extlst" xmlns:r="http://schemas.openxmlformats.org/officeDocument/2006/relationships" xmlns:m="http://schemas.openxmlformats.org/officeDocument/2006/math" xmlns:v="urn:schemas-microsoft-com:vml" xmlns:wp14="http://schemas.microsoft.com/office/word/2010/wordprocessingDrawing" xmlns:wp="http://schemas.openxmlformats.org/drawingml/2006/wordprocessingDrawing" xmlns:w10="urn:schemas-microsoft-com:office:word" xmlns:w="http://schemas.openxmlformats.org/wordprocessingml/2006/main" xmlns:w14="http://schemas.microsoft.com/office/word/2010/wordml" xmlns:w15="http://schemas.microsoft.com/office/word/2012/wordml" xmlns:w16cex="http://schemas.microsoft.com/office/word/2018/wordml/cex" xmlns:w16cid="http://schemas.microsoft.com/office/word/2016/wordml/cid" xmlns:w16="http://schemas.microsoft.com/office/word/2018/wordml" xmlns:w16du="http://schemas.microsoft.com/office/word/2023/wordml/word16du" xmlns:w16sdtdh="http://schemas.microsoft.com/office/word/2020/wordml/sdtdatahash" xmlns:w16sdtfl="http://schemas.microsoft.com/office/word/2024/wordml/sdtformatlock" xmlns:w16se="http://schemas.microsoft.com/office/word/2015/wordml/symex" xmlns:wpg="http://schemas.microsoft.com/office/word/2010/wordprocessingGroup" xmlns:wpi="http://schemas.microsoft.com/office/word/2010/wordprocessingInk" xmlns:wne="http://schemas.microsoft.com/office/word/2006/wordml" xmlns:wps="http://schemas.microsoft.com/office/word/2010/wordprocessingShape" mc:Ignorable="w14 w15 w16se w16cid w16 w16cex w16sdtdh w16sdtfl w16du wp14">
-  <w:p>
-    <w:pPr>
-      <w:pStyle w:val="Footer"/>
-    </w:pPr>
-  </w:p>
-</w:ftr>
-</file>
-
-<file path=word/footer3.xml><?xml version="1.0" encoding="utf-8"?>
-<w:ftr xmlns:wpc="http://schemas.microsoft.com/office/word/2010/wordprocessingCanvas" xmlns:cx="http://schemas.microsoft.com/office/drawing/2014/chartex" xmlns:cx1="http://schemas.microsoft.com/office/drawing/2015/9/8/chartex" xmlns:cx2="http://schemas.microsoft.com/office/drawing/2015/10/21/chartex" xmlns:cx3="http://schemas.microsoft.com/office/drawing/2016/5/9/chartex" xmlns:cx4="http://schemas.microsoft.com/office/drawing/2016/5/10/chartex" xmlns:cx5="http://schemas.microsoft.com/office/drawing/2016/5/11/chartex" xmlns:cx6="http://schemas.microsoft.com/office/drawing/2016/5/12/chartex" xmlns:cx7="http://schemas.microsoft.com/office/drawing/2016/5/13/chartex" xmlns:cx8="http://schemas.microsoft.com/office/drawing/2016/5/14/chartex" xmlns:mc="http://schemas.openxmlformats.org/markup-compatibility/2006" xmlns:aink="http://schemas.microsoft.com/office/drawing/2016/ink" xmlns:am3d="http://schemas.microsoft.com/office/drawing/2017/model3d" xmlns:o="urn:schemas-microsoft-com:office:office" xmlns:oel="http://schemas.microsoft.com/office/2019/extlst" xmlns:r="http://schemas.openxmlformats.org/officeDocument/2006/relationships" xmlns:m="http://schemas.openxmlformats.org/officeDocument/2006/math" xmlns:v="urn:schemas-microsoft-com:vml" xmlns:wp14="http://schemas.microsoft.com/office/word/2010/wordprocessingDrawing" xmlns:wp="http://schemas.openxmlformats.org/drawingml/2006/wordprocessingDrawing" xmlns:w10="urn:schemas-microsoft-com:office:word" xmlns:w="http://schemas.openxmlformats.org/wordprocessingml/2006/main" xmlns:w14="http://schemas.microsoft.com/office/word/2010/wordml" xmlns:w15="http://schemas.microsoft.com/office/word/2012/wordml" xmlns:w16cex="http://schemas.microsoft.com/office/word/2018/wordml/cex" xmlns:w16cid="http://schemas.microsoft.com/office/word/2016/wordml/cid" xmlns:w16="http://schemas.microsoft.com/office/word/2018/wordml" xmlns:w16du="http://schemas.microsoft.com/office/word/2023/wordml/word16du" xmlns:w16sdtdh="http://schemas.microsoft.com/office/word/2020/wordml/sdtdatahash" xmlns:w16sdtfl="http://schemas.microsoft.com/office/word/2024/wordml/sdtformatlock" xmlns:w16se="http://schemas.microsoft.com/office/word/2015/wordml/symex" xmlns:wpg="http://schemas.microsoft.com/office/word/2010/wordprocessingGroup" xmlns:wpi="http://schemas.microsoft.com/office/word/2010/wordprocessingInk" xmlns:wne="http://schemas.microsoft.com/office/word/2006/wordml" xmlns:wps="http://schemas.microsoft.com/office/word/2010/wordprocessingShape" mc:Ignorable="w14 w15 w16se w16cid w16 w16cex w16sdtdh w16sdtfl w16du wp14">
-  <w:p>
-    <w:pPr>
-      <w:pStyle w:val="Footer"/>
-    </w:pPr>
+    <w:r>
+      <w:rPr>
+        <w:sz w:val="32"/>
+        <w:szCs w:val="32"/>
+        <w:lang w:val="en-US"/>
+      </w:rPr>
+      <w:t>2026</w:t>
+    </w:r>
   </w:p>
 </w:ftr>
 </file>
@@ -795,16 +967,6 @@
 </file>
 
 <file path=word/header1.xml><?xml version="1.0" encoding="utf-8"?>
-<w:hdr xmlns:wpc="http://schemas.microsoft.com/office/word/2010/wordprocessingCanvas" xmlns:cx="http://schemas.microsoft.com/office/drawing/2014/chartex" xmlns:cx1="http://schemas.microsoft.com/office/drawing/2015/9/8/chartex" xmlns:cx2="http://schemas.microsoft.com/office/drawing/2015/10/21/chartex" xmlns:cx3="http://schemas.microsoft.com/office/drawing/2016/5/9/chartex" xmlns:cx4="http://schemas.microsoft.com/office/drawing/2016/5/10/chartex" xmlns:cx5="http://schemas.microsoft.com/office/drawing/2016/5/11/chartex" xmlns:cx6="http://schemas.microsoft.com/office/drawing/2016/5/12/chartex" xmlns:cx7="http://schemas.microsoft.com/office/drawing/2016/5/13/chartex" xmlns:cx8="http://schemas.microsoft.com/office/drawing/2016/5/14/chartex" xmlns:mc="http://schemas.openxmlformats.org/markup-compatibility/2006" xmlns:aink="http://schemas.microsoft.com/office/drawing/2016/ink" xmlns:am3d="http://schemas.microsoft.com/office/drawing/2017/model3d" xmlns:o="urn:schemas-microsoft-com:office:office" xmlns:oel="http://schemas.microsoft.com/office/2019/extlst" xmlns:r="http://schemas.openxmlformats.org/officeDocument/2006/relationships" xmlns:m="http://schemas.openxmlformats.org/officeDocument/2006/math" xmlns:v="urn:schemas-microsoft-com:vml" xmlns:wp14="http://schemas.microsoft.com/office/word/2010/wordprocessingDrawing" xmlns:wp="http://schemas.openxmlformats.org/drawingml/2006/wordprocessingDrawing" xmlns:w10="urn:schemas-microsoft-com:office:word" xmlns:w="http://schemas.openxmlformats.org/wordprocessingml/2006/main" xmlns:w14="http://schemas.microsoft.com/office/word/2010/wordml" xmlns:w15="http://schemas.microsoft.com/office/word/2012/wordml" xmlns:w16cex="http://schemas.microsoft.com/office/word/2018/wordml/cex" xmlns:w16cid="http://schemas.microsoft.com/office/word/2016/wordml/cid" xmlns:w16="http://schemas.microsoft.com/office/word/2018/wordml" xmlns:w16du="http://schemas.microsoft.com/office/word/2023/wordml/word16du" xmlns:w16sdtdh="http://schemas.microsoft.com/office/word/2020/wordml/sdtdatahash" xmlns:w16sdtfl="http://schemas.microsoft.com/office/word/2024/wordml/sdtformatlock" xmlns:w16se="http://schemas.microsoft.com/office/word/2015/wordml/symex" xmlns:wpg="http://schemas.microsoft.com/office/word/2010/wordprocessingGroup" xmlns:wpi="http://schemas.microsoft.com/office/word/2010/wordprocessingInk" xmlns:wne="http://schemas.microsoft.com/office/word/2006/wordml" xmlns:wps="http://schemas.microsoft.com/office/word/2010/wordprocessingShape" mc:Ignorable="w14 w15 w16se w16cid w16 w16cex w16sdtdh w16sdtfl w16du wp14">
-  <w:p>
-    <w:pPr>
-      <w:pStyle w:val="Header"/>
-    </w:pPr>
-  </w:p>
-</w:hdr>
-</file>
-
-<file path=word/header2.xml><?xml version="1.0" encoding="utf-8"?>
 <w:hdr xmlns:wpc="http://schemas.microsoft.com/office/word/2010/wordprocessingCanvas" xmlns:cx="http://schemas.microsoft.com/office/drawing/2014/chartex" xmlns:cx1="http://schemas.microsoft.com/office/drawing/2015/9/8/chartex" xmlns:cx2="http://schemas.microsoft.com/office/drawing/2015/10/21/chartex" xmlns:cx3="http://schemas.microsoft.com/office/drawing/2016/5/9/chartex" xmlns:cx4="http://schemas.microsoft.com/office/drawing/2016/5/10/chartex" xmlns:cx5="http://schemas.microsoft.com/office/drawing/2016/5/11/chartex" xmlns:cx6="http://schemas.microsoft.com/office/drawing/2016/5/12/chartex" xmlns:cx7="http://schemas.microsoft.com/office/drawing/2016/5/13/chartex" xmlns:cx8="http://schemas.microsoft.com/office/drawing/2016/5/14/chartex" xmlns:mc="http://schemas.openxmlformats.org/markup-compatibility/2006" xmlns:aink="http://schemas.microsoft.com/office/drawing/2016/ink" xmlns:am3d="http://schemas.microsoft.com/office/drawing/2017/model3d" xmlns:o="urn:schemas-microsoft-com:office:office" xmlns:oel="http://schemas.microsoft.com/office/2019/extlst" xmlns:r="http://schemas.openxmlformats.org/officeDocument/2006/relationships" xmlns:m="http://schemas.openxmlformats.org/officeDocument/2006/math" xmlns:v="urn:schemas-microsoft-com:vml" xmlns:wp14="http://schemas.microsoft.com/office/word/2010/wordprocessingDrawing" xmlns:wp="http://schemas.openxmlformats.org/drawingml/2006/wordprocessingDrawing" xmlns:w10="urn:schemas-microsoft-com:office:word" xmlns:w="http://schemas.openxmlformats.org/wordprocessingml/2006/main" xmlns:w14="http://schemas.microsoft.com/office/word/2010/wordml" xmlns:w15="http://schemas.microsoft.com/office/word/2012/wordml" xmlns:w16cex="http://schemas.microsoft.com/office/word/2018/wordml/cex" xmlns:w16cid="http://schemas.microsoft.com/office/word/2016/wordml/cid" xmlns:w16="http://schemas.microsoft.com/office/word/2018/wordml" xmlns:w16du="http://schemas.microsoft.com/office/word/2023/wordml/word16du" xmlns:w16sdtdh="http://schemas.microsoft.com/office/word/2020/wordml/sdtdatahash" xmlns:w16sdtfl="http://schemas.microsoft.com/office/word/2024/wordml/sdtformatlock" xmlns:w16se="http://schemas.microsoft.com/office/word/2015/wordml/symex" xmlns:wpg="http://schemas.microsoft.com/office/word/2010/wordprocessingGroup" xmlns:wpi="http://schemas.microsoft.com/office/word/2010/wordprocessingInk" xmlns:wne="http://schemas.microsoft.com/office/word/2006/wordml" xmlns:wps="http://schemas.microsoft.com/office/word/2010/wordprocessingShape" mc:Ignorable="w14 w15 w16se w16cid w16 w16cex w16sdtdh w16sdtfl w16du wp14">
   <w:p>
     <w:pPr>
@@ -819,7 +981,7 @@
 </w:hdr>
 </file>
 
-<file path=word/header3.xml><?xml version="1.0" encoding="utf-8"?>
+<file path=word/header2.xml><?xml version="1.0" encoding="utf-8"?>
 <w:hdr xmlns:wpc="http://schemas.microsoft.com/office/word/2010/wordprocessingCanvas" xmlns:cx="http://schemas.microsoft.com/office/drawing/2014/chartex" xmlns:cx1="http://schemas.microsoft.com/office/drawing/2015/9/8/chartex" xmlns:cx2="http://schemas.microsoft.com/office/drawing/2015/10/21/chartex" xmlns:cx3="http://schemas.microsoft.com/office/drawing/2016/5/9/chartex" xmlns:cx4="http://schemas.microsoft.com/office/drawing/2016/5/10/chartex" xmlns:cx5="http://schemas.microsoft.com/office/drawing/2016/5/11/chartex" xmlns:cx6="http://schemas.microsoft.com/office/drawing/2016/5/12/chartex" xmlns:cx7="http://schemas.microsoft.com/office/drawing/2016/5/13/chartex" xmlns:cx8="http://schemas.microsoft.com/office/drawing/2016/5/14/chartex" xmlns:mc="http://schemas.openxmlformats.org/markup-compatibility/2006" xmlns:aink="http://schemas.microsoft.com/office/drawing/2016/ink" xmlns:am3d="http://schemas.microsoft.com/office/drawing/2017/model3d" xmlns:o="urn:schemas-microsoft-com:office:office" xmlns:oel="http://schemas.microsoft.com/office/2019/extlst" xmlns:r="http://schemas.openxmlformats.org/officeDocument/2006/relationships" xmlns:m="http://schemas.openxmlformats.org/officeDocument/2006/math" xmlns:v="urn:schemas-microsoft-com:vml" xmlns:wp14="http://schemas.microsoft.com/office/word/2010/wordprocessingDrawing" xmlns:wp="http://schemas.openxmlformats.org/drawingml/2006/wordprocessingDrawing" xmlns:w10="urn:schemas-microsoft-com:office:word" xmlns:w="http://schemas.openxmlformats.org/wordprocessingml/2006/main" xmlns:w14="http://schemas.microsoft.com/office/word/2010/wordml" xmlns:w15="http://schemas.microsoft.com/office/word/2012/wordml" xmlns:w16cex="http://schemas.microsoft.com/office/word/2018/wordml/cex" xmlns:w16cid="http://schemas.microsoft.com/office/word/2016/wordml/cid" xmlns:w16="http://schemas.microsoft.com/office/word/2018/wordml" xmlns:w16du="http://schemas.microsoft.com/office/word/2023/wordml/word16du" xmlns:w16sdtdh="http://schemas.microsoft.com/office/word/2020/wordml/sdtdatahash" xmlns:w16sdtfl="http://schemas.microsoft.com/office/word/2024/wordml/sdtformatlock" xmlns:w16se="http://schemas.microsoft.com/office/word/2015/wordml/symex" xmlns:wpg="http://schemas.microsoft.com/office/word/2010/wordprocessingGroup" xmlns:wpi="http://schemas.microsoft.com/office/word/2010/wordprocessingInk" xmlns:wne="http://schemas.microsoft.com/office/word/2006/wordml" xmlns:wps="http://schemas.microsoft.com/office/word/2010/wordprocessingShape" mc:Ignorable="w14 w15 w16se w16cid w16 w16cex w16sdtdh w16sdtfl w16du wp14">
   <w:p>
     <w:pPr>
@@ -848,7 +1010,7 @@
           <v:path o:extrusionok="f" gradientshapeok="t" o:connecttype="rect"/>
           <o:lock v:ext="edit" aspectratio="t"/>
         </v:shapetype>
-        <v:shape id="_x0000_i1025" type="#_x0000_t75" style="width:495.75pt;height:80.25pt">
+        <v:shape id="_x0000_i1025" type="#_x0000_t75" style="width:495.6pt;height:80.4pt">
           <v:imagedata r:id="rId1" o:title="top1"/>
         </v:shape>
       </w:pict>
@@ -1216,6 +1378,50 @@
     <w:lsdException w:name="Subtitle" w:qFormat="1"/>
     <w:lsdException w:name="Strong" w:qFormat="1"/>
     <w:lsdException w:name="Emphasis" w:qFormat="1"/>
+    <w:lsdException w:name="Normal Table" w:semiHidden="1" w:unhideWhenUsed="1"/>
+    <w:lsdException w:name="Table Simple 1" w:semiHidden="1" w:unhideWhenUsed="1"/>
+    <w:lsdException w:name="Table Simple 2" w:semiHidden="1" w:unhideWhenUsed="1"/>
+    <w:lsdException w:name="Table Simple 3" w:semiHidden="1" w:unhideWhenUsed="1"/>
+    <w:lsdException w:name="Table Classic 1" w:semiHidden="1" w:unhideWhenUsed="1"/>
+    <w:lsdException w:name="Table Classic 2" w:semiHidden="1" w:unhideWhenUsed="1"/>
+    <w:lsdException w:name="Table Classic 3" w:semiHidden="1" w:unhideWhenUsed="1"/>
+    <w:lsdException w:name="Table Classic 4" w:semiHidden="1" w:unhideWhenUsed="1"/>
+    <w:lsdException w:name="Table Colorful 1" w:semiHidden="1" w:unhideWhenUsed="1"/>
+    <w:lsdException w:name="Table Colorful 2" w:semiHidden="1" w:unhideWhenUsed="1"/>
+    <w:lsdException w:name="Table Colorful 3" w:semiHidden="1" w:unhideWhenUsed="1"/>
+    <w:lsdException w:name="Table Columns 1" w:semiHidden="1" w:unhideWhenUsed="1"/>
+    <w:lsdException w:name="Table Columns 2" w:semiHidden="1" w:unhideWhenUsed="1"/>
+    <w:lsdException w:name="Table Columns 3" w:semiHidden="1" w:unhideWhenUsed="1"/>
+    <w:lsdException w:name="Table Columns 4" w:semiHidden="1" w:unhideWhenUsed="1"/>
+    <w:lsdException w:name="Table Columns 5" w:semiHidden="1" w:unhideWhenUsed="1"/>
+    <w:lsdException w:name="Table Grid 1" w:semiHidden="1" w:unhideWhenUsed="1"/>
+    <w:lsdException w:name="Table Grid 2" w:semiHidden="1" w:unhideWhenUsed="1"/>
+    <w:lsdException w:name="Table Grid 3" w:semiHidden="1" w:unhideWhenUsed="1"/>
+    <w:lsdException w:name="Table Grid 4" w:semiHidden="1" w:unhideWhenUsed="1"/>
+    <w:lsdException w:name="Table Grid 5" w:semiHidden="1" w:unhideWhenUsed="1"/>
+    <w:lsdException w:name="Table Grid 6" w:semiHidden="1" w:unhideWhenUsed="1"/>
+    <w:lsdException w:name="Table Grid 7" w:semiHidden="1" w:unhideWhenUsed="1"/>
+    <w:lsdException w:name="Table Grid 8" w:semiHidden="1" w:unhideWhenUsed="1"/>
+    <w:lsdException w:name="Table List 1" w:semiHidden="1" w:unhideWhenUsed="1"/>
+    <w:lsdException w:name="Table List 2" w:semiHidden="1" w:unhideWhenUsed="1"/>
+    <w:lsdException w:name="Table List 3" w:semiHidden="1" w:unhideWhenUsed="1"/>
+    <w:lsdException w:name="Table List 4" w:semiHidden="1" w:unhideWhenUsed="1"/>
+    <w:lsdException w:name="Table List 5" w:semiHidden="1" w:unhideWhenUsed="1"/>
+    <w:lsdException w:name="Table List 6" w:semiHidden="1" w:unhideWhenUsed="1"/>
+    <w:lsdException w:name="Table List 7" w:semiHidden="1" w:unhideWhenUsed="1"/>
+    <w:lsdException w:name="Table List 8" w:semiHidden="1" w:unhideWhenUsed="1"/>
+    <w:lsdException w:name="Table 3D effects 1" w:semiHidden="1" w:unhideWhenUsed="1"/>
+    <w:lsdException w:name="Table 3D effects 2" w:semiHidden="1" w:unhideWhenUsed="1"/>
+    <w:lsdException w:name="Table 3D effects 3" w:semiHidden="1" w:unhideWhenUsed="1"/>
+    <w:lsdException w:name="Table Contemporary" w:semiHidden="1" w:unhideWhenUsed="1"/>
+    <w:lsdException w:name="Table Elegant" w:semiHidden="1" w:unhideWhenUsed="1"/>
+    <w:lsdException w:name="Table Professional" w:semiHidden="1" w:unhideWhenUsed="1"/>
+    <w:lsdException w:name="Table Subtle 1" w:semiHidden="1" w:unhideWhenUsed="1"/>
+    <w:lsdException w:name="Table Subtle 2" w:semiHidden="1" w:unhideWhenUsed="1"/>
+    <w:lsdException w:name="Table Web 1" w:semiHidden="1" w:unhideWhenUsed="1"/>
+    <w:lsdException w:name="Table Web 2" w:semiHidden="1" w:unhideWhenUsed="1"/>
+    <w:lsdException w:name="Table Web 3" w:semiHidden="1" w:unhideWhenUsed="1"/>
+    <w:lsdException w:name="Table Theme" w:semiHidden="1" w:unhideWhenUsed="1"/>
     <w:lsdException w:name="Placeholder Text" w:semiHidden="1" w:uiPriority="99"/>
     <w:lsdException w:name="No Spacing" w:uiPriority="1" w:qFormat="1"/>
     <w:lsdException w:name="Light Shading" w:uiPriority="60"/>
@@ -1327,15 +1533,15 @@
     <w:lsdException w:name="Book Title" w:uiPriority="33" w:qFormat="1"/>
     <w:lsdException w:name="Bibliography" w:semiHidden="1" w:uiPriority="37" w:unhideWhenUsed="1"/>
     <w:lsdException w:name="TOC Heading" w:semiHidden="1" w:uiPriority="39" w:unhideWhenUsed="1" w:qFormat="1"/>
-    <w:lsdException w:name="Plain Table 1" w:semiHidden="1" w:uiPriority="72" w:unhideWhenUsed="1"/>
-    <w:lsdException w:name="Plain Table 2" w:semiHidden="1" w:uiPriority="73" w:unhideWhenUsed="1"/>
+    <w:lsdException w:name="Plain Table 1" w:uiPriority="72"/>
+    <w:lsdException w:name="Plain Table 2" w:uiPriority="73"/>
     <w:lsdException w:name="Plain Table 3" w:uiPriority="19" w:qFormat="1"/>
     <w:lsdException w:name="Plain Table 4" w:uiPriority="21" w:qFormat="1"/>
     <w:lsdException w:name="Plain Table 5" w:uiPriority="31" w:qFormat="1"/>
     <w:lsdException w:name="Grid Table Light" w:uiPriority="32" w:qFormat="1"/>
     <w:lsdException w:name="Grid Table 1 Light" w:uiPriority="33" w:qFormat="1"/>
-    <w:lsdException w:name="Grid Table 2" w:semiHidden="1" w:uiPriority="37" w:unhideWhenUsed="1"/>
-    <w:lsdException w:name="Grid Table 3" w:semiHidden="1" w:uiPriority="39" w:unhideWhenUsed="1" w:qFormat="1"/>
+    <w:lsdException w:name="Grid Table 2" w:uiPriority="37"/>
+    <w:lsdException w:name="Grid Table 3" w:uiPriority="39" w:qFormat="1"/>
     <w:lsdException w:name="Grid Table 4" w:uiPriority="41"/>
     <w:lsdException w:name="Grid Table 5 Dark" w:uiPriority="42"/>
     <w:lsdException w:name="Grid Table 6 Colorful" w:uiPriority="43"/>
@@ -1450,11 +1656,14 @@
   </w:style>
   <w:style w:type="character" w:default="1" w:styleId="DefaultParagraphFont">
     <w:name w:val="Default Paragraph Font"/>
-    <w:semiHidden/>
+    <w:uiPriority w:val="1"/>
+    <w:unhideWhenUsed/>
   </w:style>
   <w:style w:type="table" w:default="1" w:styleId="TableNormal">
     <w:name w:val="Normal Table"/>
+    <w:uiPriority w:val="99"/>
     <w:semiHidden/>
+    <w:unhideWhenUsed/>
     <w:tblPr>
       <w:tblInd w:w="0" w:type="dxa"/>
       <w:tblCellMar>
@@ -1467,7 +1676,9 @@
   </w:style>
   <w:style w:type="numbering" w:default="1" w:styleId="NoList">
     <w:name w:val="No List"/>
+    <w:uiPriority w:val="99"/>
     <w:semiHidden/>
+    <w:unhideWhenUsed/>
   </w:style>
   <w:style w:type="character" w:styleId="CommentReference">
     <w:name w:val="annotation reference"/>
